--- a/eng/docx/66.content.docx
+++ b/eng/docx/66.content.docx
@@ -19,7 +19,7 @@
         <w:rPr>
           <w:lang w:val="en_US" w:bidi="en_US"/>
         </w:rPr>
-        <w:t>Resource: Study Notes - Book Intros (Tyndale)</w:t>
+        <w:t>Resource: Tyndale Open Study Notes</w:t>
       </w:r>
       <w:r>
         <w:rPr>
@@ -112,7 +112,7 @@
         <w:rPr>
           <w:lang w:val="en_US" w:bidi="en_US"/>
         </w:rPr>
-        <w:t>Study Notes - Book Intros (Tyndale)</w:t>
+        <w:t>Tyndale Open Study Notes</w:t>
       </w:r>
     </w:p>
     <w:p>

--- a/eng/docx/66.content.docx
+++ b/eng/docx/66.content.docx
@@ -19,7 +19,7 @@
         <w:rPr>
           <w:lang w:val="en_US" w:bidi="en_US"/>
         </w:rPr>
-        <w:t>Resource: Tyndale Open Study Notes</w:t>
+        <w:t>Resource: Aquifer Open Study Notes (Book Intros)</w:t>
       </w:r>
       <w:r>
         <w:rPr>
@@ -112,7 +112,7 @@
         <w:rPr>
           <w:lang w:val="en_US" w:bidi="en_US"/>
         </w:rPr>
-        <w:t>Tyndale Open Study Notes</w:t>
+        <w:t>Aquifer Open Study Notes (Book Intros)</w:t>
       </w:r>
     </w:p>
     <w:p>

--- a/eng/docx/66.content.docx
+++ b/eng/docx/66.content.docx
@@ -339,54 +339,36 @@
         </w:rPr>
         <w:t>Revelation starts in an unusual way, with three separate introductions. John first explains the book's nature as a vision (</w:t>
       </w:r>
-      <w:hyperlink r:id="rId13">
-        <w:r>
-          <w:rPr>
-            <w:lang w:val="en_US" w:bidi="en_US"/>
-          </w:rPr>
-          <w:rPr>
-            <w:color w:val="0000EE"/>
-            <w:u w:val="single"/>
-          </w:rPr>
-          <w:t>1:1–3</w:t>
-        </w:r>
-      </w:hyperlink>
+      <w:r>
+        <w:rPr>
+          <w:lang w:val="en_US" w:bidi="en_US"/>
+        </w:rPr>
+        <w:t>1:1–3</w:t>
+      </w:r>
       <w:r>
         <w:rPr>
           <w:lang w:val="en_US" w:bidi="en_US"/>
         </w:rPr>
         <w:t>). Then, there is a letter greeting (</w:t>
       </w:r>
-      <w:hyperlink r:id="rId14">
-        <w:r>
-          <w:rPr>
-            <w:lang w:val="en_US" w:bidi="en_US"/>
-          </w:rPr>
-          <w:rPr>
-            <w:color w:val="0000EE"/>
-            <w:u w:val="single"/>
-          </w:rPr>
-          <w:t>1:4–8</w:t>
-        </w:r>
-      </w:hyperlink>
+      <w:r>
+        <w:rPr>
+          <w:lang w:val="en_US" w:bidi="en_US"/>
+        </w:rPr>
+        <w:t>1:4–8</w:t>
+      </w:r>
       <w:r>
         <w:rPr>
           <w:lang w:val="en_US" w:bidi="en_US"/>
         </w:rPr>
         <w:t>). A historical introduction follows (</w:t>
       </w:r>
-      <w:hyperlink r:id="rId15">
-        <w:r>
-          <w:rPr>
-            <w:lang w:val="en_US" w:bidi="en_US"/>
-          </w:rPr>
-          <w:rPr>
-            <w:color w:val="0000EE"/>
-            <w:u w:val="single"/>
-          </w:rPr>
-          <w:t>1:9–11</w:t>
-        </w:r>
-      </w:hyperlink>
+      <w:r>
+        <w:rPr>
+          <w:lang w:val="en_US" w:bidi="en_US"/>
+        </w:rPr>
+        <w:t>1:9–11</w:t>
+      </w:r>
       <w:r>
         <w:rPr>
           <w:lang w:val="en_US" w:bidi="en_US"/>
@@ -407,54 +389,36 @@
         </w:rPr>
         <w:t>The book describes a vision of Jesus (</w:t>
       </w:r>
-      <w:hyperlink r:id="rId16">
-        <w:r>
-          <w:rPr>
-            <w:lang w:val="en_US" w:bidi="en_US"/>
-          </w:rPr>
-          <w:rPr>
-            <w:color w:val="0000EE"/>
-            <w:u w:val="single"/>
-          </w:rPr>
-          <w:t>1:12–20</w:t>
-        </w:r>
-      </w:hyperlink>
+      <w:r>
+        <w:rPr>
+          <w:lang w:val="en_US" w:bidi="en_US"/>
+        </w:rPr>
+        <w:t>1:12–20</w:t>
+      </w:r>
       <w:r>
         <w:rPr>
           <w:lang w:val="en_US" w:bidi="en_US"/>
         </w:rPr>
         <w:t>). In letters to seven churches in Asia, Christ speaks directly to the Christians and discusses the lives of the churches (</w:t>
       </w:r>
-      <w:hyperlink r:id="rId17">
-        <w:r>
-          <w:rPr>
-            <w:lang w:val="en_US" w:bidi="en_US"/>
-          </w:rPr>
-          <w:rPr>
-            <w:color w:val="0000EE"/>
-            <w:u w:val="single"/>
-          </w:rPr>
-          <w:t>chapters 2–3</w:t>
-        </w:r>
-      </w:hyperlink>
+      <w:r>
+        <w:rPr>
+          <w:lang w:val="en_US" w:bidi="en_US"/>
+        </w:rPr>
+        <w:t>chapters 2–3</w:t>
+      </w:r>
       <w:r>
         <w:rPr>
           <w:lang w:val="en_US" w:bidi="en_US"/>
         </w:rPr>
         <w:t xml:space="preserve">). After these letters, </w:t>
       </w:r>
-      <w:hyperlink r:id="rId18">
-        <w:r>
-          <w:rPr>
-            <w:lang w:val="en_US" w:bidi="en_US"/>
-          </w:rPr>
-          <w:rPr>
-            <w:color w:val="0000EE"/>
-            <w:u w:val="single"/>
-          </w:rPr>
-          <w:t>chapters 4–5</w:t>
-        </w:r>
-      </w:hyperlink>
+      <w:r>
+        <w:rPr>
+          <w:lang w:val="en_US" w:bidi="en_US"/>
+        </w:rPr>
+        <w:t>chapters 4–5</w:t>
+      </w:r>
       <w:r>
         <w:rPr>
           <w:lang w:val="en_US" w:bidi="en_US"/>
@@ -475,18 +439,12 @@
         </w:rPr>
         <w:t>The main part of the book describes a drama with three acts of judgment (</w:t>
       </w:r>
-      <w:hyperlink r:id="rId19">
-        <w:r>
-          <w:rPr>
-            <w:lang w:val="en_US" w:bidi="en_US"/>
-          </w:rPr>
-          <w:rPr>
-            <w:color w:val="0000EE"/>
-            <w:u w:val="single"/>
-          </w:rPr>
-          <w:t>chapters 6–16</w:t>
-        </w:r>
-      </w:hyperlink>
+      <w:r>
+        <w:rPr>
+          <w:lang w:val="en_US" w:bidi="en_US"/>
+        </w:rPr>
+        <w:t>chapters 6–16</w:t>
+      </w:r>
       <w:r>
         <w:rPr>
           <w:lang w:val="en_US" w:bidi="en_US"/>
@@ -518,36 +476,24 @@
         </w:rPr>
         <w:t>In the first act, Christ opens seven seals, leading to seven judgments (</w:t>
       </w:r>
-      <w:hyperlink r:id="rId20">
-        <w:r>
-          <w:rPr>
-            <w:lang w:val="en_US" w:bidi="en_US"/>
-          </w:rPr>
-          <w:rPr>
-            <w:color w:val="0000EE"/>
-            <w:u w:val="single"/>
-          </w:rPr>
-          <w:t>6:1–8:1</w:t>
-        </w:r>
-      </w:hyperlink>
+      <w:r>
+        <w:rPr>
+          <w:lang w:val="en_US" w:bidi="en_US"/>
+        </w:rPr>
+        <w:t>6:1–8:1</w:t>
+      </w:r>
       <w:r>
         <w:rPr>
           <w:lang w:val="en_US" w:bidi="en_US"/>
         </w:rPr>
         <w:t>). This act also includes the first interval (</w:t>
       </w:r>
-      <w:hyperlink r:id="rId21">
-        <w:r>
-          <w:rPr>
-            <w:lang w:val="en_US" w:bidi="en_US"/>
-          </w:rPr>
-          <w:rPr>
-            <w:color w:val="0000EE"/>
-            <w:u w:val="single"/>
-          </w:rPr>
-          <w:t>chapter 7</w:t>
-        </w:r>
-      </w:hyperlink>
+      <w:r>
+        <w:rPr>
+          <w:lang w:val="en_US" w:bidi="en_US"/>
+        </w:rPr>
+        <w:t>chapter 7</w:t>
+      </w:r>
       <w:r>
         <w:rPr>
           <w:lang w:val="en_US" w:bidi="en_US"/>
@@ -579,72 +525,48 @@
         </w:rPr>
         <w:t>The second act shows seven angels blowing seven trumpets. This is another vision of God’s judgment on the world (</w:t>
       </w:r>
-      <w:hyperlink r:id="rId22">
-        <w:r>
-          <w:rPr>
-            <w:lang w:val="en_US" w:bidi="en_US"/>
-          </w:rPr>
-          <w:rPr>
-            <w:color w:val="0000EE"/>
-            <w:u w:val="single"/>
-          </w:rPr>
-          <w:t>8:2–11:19</w:t>
-        </w:r>
-      </w:hyperlink>
+      <w:r>
+        <w:rPr>
+          <w:lang w:val="en_US" w:bidi="en_US"/>
+        </w:rPr>
+        <w:t>8:2–11:19</w:t>
+      </w:r>
       <w:r>
         <w:rPr>
           <w:lang w:val="en_US" w:bidi="en_US"/>
         </w:rPr>
         <w:t>). The sixth trumpet is followed by a second pause (</w:t>
       </w:r>
-      <w:hyperlink r:id="rId23">
-        <w:r>
-          <w:rPr>
-            <w:lang w:val="en_US" w:bidi="en_US"/>
-          </w:rPr>
-          <w:rPr>
-            <w:color w:val="0000EE"/>
-            <w:u w:val="single"/>
-          </w:rPr>
-          <w:t>10:1–10</w:t>
-        </w:r>
-      </w:hyperlink>
+      <w:r>
+        <w:rPr>
+          <w:lang w:val="en_US" w:bidi="en_US"/>
+        </w:rPr>
+        <w:t>10:1–10</w:t>
+      </w:r>
       <w:r>
         <w:rPr>
           <w:lang w:val="en_US" w:bidi="en_US"/>
         </w:rPr>
         <w:t>). In this pause an angel appears with a small scroll. Seven hidden thunders also sound, but their words remain secret. This scene opens the way for a vision of two witnesses. They proclaim God’s message with both power and suffering (</w:t>
       </w:r>
-      <w:hyperlink r:id="rId24">
-        <w:r>
-          <w:rPr>
-            <w:lang w:val="en_US" w:bidi="en_US"/>
-          </w:rPr>
-          <w:rPr>
-            <w:color w:val="0000EE"/>
-            <w:u w:val="single"/>
-          </w:rPr>
-          <w:t>11:1–14</w:t>
-        </w:r>
-      </w:hyperlink>
+      <w:r>
+        <w:rPr>
+          <w:lang w:val="en_US" w:bidi="en_US"/>
+        </w:rPr>
+        <w:t>11:1–14</w:t>
+      </w:r>
       <w:r>
         <w:rPr>
           <w:lang w:val="en_US" w:bidi="en_US"/>
         </w:rPr>
         <w:t>). The final trumpet reveals heaven and the coming kingdom of Christ the Lord (</w:t>
       </w:r>
-      <w:hyperlink r:id="rId25">
-        <w:r>
-          <w:rPr>
-            <w:lang w:val="en_US" w:bidi="en_US"/>
-          </w:rPr>
-          <w:rPr>
-            <w:color w:val="0000EE"/>
-            <w:u w:val="single"/>
-          </w:rPr>
-          <w:t>11:15–19</w:t>
-        </w:r>
-      </w:hyperlink>
+      <w:r>
+        <w:rPr>
+          <w:lang w:val="en_US" w:bidi="en_US"/>
+        </w:rPr>
+        <w:t>11:15–19</w:t>
+      </w:r>
       <w:r>
         <w:rPr>
           <w:lang w:val="en_US" w:bidi="en_US"/>
@@ -673,54 +595,36 @@
           <w:lang w:val="en_US" w:bidi="en_US"/>
         </w:rPr>
       </w:r>
-      <w:hyperlink r:id="rId26">
-        <w:r>
-          <w:rPr>
-            <w:lang w:val="en_US" w:bidi="en_US"/>
-          </w:rPr>
-          <w:rPr>
-            <w:color w:val="0000EE"/>
-            <w:u w:val="single"/>
-          </w:rPr>
-          <w:t>Chapter 12</w:t>
-        </w:r>
-      </w:hyperlink>
+      <w:r>
+        <w:rPr>
+          <w:lang w:val="en_US" w:bidi="en_US"/>
+        </w:rPr>
+        <w:t>Chapter 12</w:t>
+      </w:r>
       <w:r>
         <w:rPr>
           <w:lang w:val="en_US" w:bidi="en_US"/>
         </w:rPr>
         <w:t xml:space="preserve"> shows the battle in the heavens between good and evil and the birth of the promised savior, Christ. God saves him from Satan's harmful plans (</w:t>
       </w:r>
-      <w:hyperlink r:id="rId27">
-        <w:r>
-          <w:rPr>
-            <w:lang w:val="en_US" w:bidi="en_US"/>
-          </w:rPr>
-          <w:rPr>
-            <w:color w:val="0000EE"/>
-            <w:u w:val="single"/>
-          </w:rPr>
-          <w:t>12:1–10</w:t>
-        </w:r>
-      </w:hyperlink>
+      <w:r>
+        <w:rPr>
+          <w:lang w:val="en_US" w:bidi="en_US"/>
+        </w:rPr>
+        <w:t>12:1–10</w:t>
+      </w:r>
       <w:r>
         <w:rPr>
           <w:lang w:val="en_US" w:bidi="en_US"/>
         </w:rPr>
         <w:t>). Although he defeats Satan, shown as a dragon, Satan continues to cause trouble for God's people (</w:t>
       </w:r>
-      <w:hyperlink r:id="rId28">
-        <w:r>
-          <w:rPr>
-            <w:lang w:val="en_US" w:bidi="en_US"/>
-          </w:rPr>
-          <w:rPr>
-            <w:color w:val="0000EE"/>
-            <w:u w:val="single"/>
-          </w:rPr>
-          <w:t>12:11–17</w:t>
-        </w:r>
-      </w:hyperlink>
+      <w:r>
+        <w:rPr>
+          <w:lang w:val="en_US" w:bidi="en_US"/>
+        </w:rPr>
+        <w:t>12:11–17</w:t>
+      </w:r>
       <w:r>
         <w:rPr>
           <w:lang w:val="en_US" w:bidi="en_US"/>
@@ -741,54 +645,36 @@
         </w:rPr>
         <w:t>The book then introduces two other beasts, who, along with the dragon, form a false version of the Trinity in the world (</w:t>
       </w:r>
-      <w:hyperlink r:id="rId29">
-        <w:r>
-          <w:rPr>
-            <w:lang w:val="en_US" w:bidi="en_US"/>
-          </w:rPr>
-          <w:rPr>
-            <w:color w:val="0000EE"/>
-            <w:u w:val="single"/>
-          </w:rPr>
-          <w:t>Chapter 13</w:t>
-        </w:r>
-      </w:hyperlink>
+      <w:r>
+        <w:rPr>
+          <w:lang w:val="en_US" w:bidi="en_US"/>
+        </w:rPr>
+        <w:t>Chapter 13</w:t>
+      </w:r>
       <w:r>
         <w:rPr>
           <w:lang w:val="en_US" w:bidi="en_US"/>
         </w:rPr>
         <w:t>). These evil forces are in sharp contrast to the Lamb of God and his faithful servants standing on Mount Zion, the place of God's redemption and rule (</w:t>
       </w:r>
-      <w:hyperlink r:id="rId30">
-        <w:r>
-          <w:rPr>
-            <w:lang w:val="en_US" w:bidi="en_US"/>
-          </w:rPr>
-          <w:rPr>
-            <w:color w:val="0000EE"/>
-            <w:u w:val="single"/>
-          </w:rPr>
-          <w:t>14:1–5</w:t>
-        </w:r>
-      </w:hyperlink>
+      <w:r>
+        <w:rPr>
+          <w:lang w:val="en_US" w:bidi="en_US"/>
+        </w:rPr>
+        <w:t>14:1–5</w:t>
+      </w:r>
       <w:r>
         <w:rPr>
           <w:lang w:val="en_US" w:bidi="en_US"/>
         </w:rPr>
         <w:t>). Three angels deliver God's message of future judgment and the destruction of the evil forces (</w:t>
       </w:r>
-      <w:hyperlink r:id="rId31">
-        <w:r>
-          <w:rPr>
-            <w:lang w:val="en_US" w:bidi="en_US"/>
-          </w:rPr>
-          <w:rPr>
-            <w:color w:val="0000EE"/>
-            <w:u w:val="single"/>
-          </w:rPr>
-          <w:t>14:6–20</w:t>
-        </w:r>
-      </w:hyperlink>
+      <w:r>
+        <w:rPr>
+          <w:lang w:val="en_US" w:bidi="en_US"/>
+        </w:rPr>
+        <w:t>14:6–20</w:t>
+      </w:r>
       <w:r>
         <w:rPr>
           <w:lang w:val="en_US" w:bidi="en_US"/>
@@ -820,36 +706,24 @@
         </w:rPr>
         <w:t>The third and final act of judgment includes seven plagues (serious disasters) (</w:t>
       </w:r>
-      <w:hyperlink r:id="rId32">
-        <w:r>
-          <w:rPr>
-            <w:lang w:val="en_US" w:bidi="en_US"/>
-          </w:rPr>
-          <w:rPr>
-            <w:color w:val="0000EE"/>
-            <w:u w:val="single"/>
-          </w:rPr>
-          <w:t>chapter 16</w:t>
-        </w:r>
-      </w:hyperlink>
+      <w:r>
+        <w:rPr>
+          <w:lang w:val="en_US" w:bidi="en_US"/>
+        </w:rPr>
+        <w:t>chapter 16</w:t>
+      </w:r>
       <w:r>
         <w:rPr>
           <w:lang w:val="en_US" w:bidi="en_US"/>
         </w:rPr>
         <w:t>). John introduces these plagues with a song by Moses and the Lamb (</w:t>
       </w:r>
-      <w:hyperlink r:id="rId33">
-        <w:r>
-          <w:rPr>
-            <w:lang w:val="en_US" w:bidi="en_US"/>
-          </w:rPr>
-          <w:rPr>
-            <w:color w:val="0000EE"/>
-            <w:u w:val="single"/>
-          </w:rPr>
-          <w:t>chapter 15</w:t>
-        </w:r>
-      </w:hyperlink>
+      <w:r>
+        <w:rPr>
+          <w:lang w:val="en_US" w:bidi="en_US"/>
+        </w:rPr>
+        <w:t>chapter 15</w:t>
+      </w:r>
       <w:r>
         <w:rPr>
           <w:lang w:val="en_US" w:bidi="en_US"/>
@@ -870,72 +744,48 @@
         </w:rPr>
         <w:t>After the plagues, John tells of the destruction of "the great prostitute," Babylon or Rome (</w:t>
       </w:r>
-      <w:hyperlink r:id="rId34">
-        <w:r>
-          <w:rPr>
-            <w:lang w:val="en_US" w:bidi="en_US"/>
-          </w:rPr>
-          <w:rPr>
-            <w:color w:val="0000EE"/>
-            <w:u w:val="single"/>
-          </w:rPr>
-          <w:t>chapter 17</w:t>
-        </w:r>
-      </w:hyperlink>
+      <w:r>
+        <w:rPr>
+          <w:lang w:val="en_US" w:bidi="en_US"/>
+        </w:rPr>
+        <w:t>chapter 17</w:t>
+      </w:r>
       <w:r>
         <w:rPr>
           <w:lang w:val="en_US" w:bidi="en_US"/>
         </w:rPr>
         <w:t>). The world shows grief for the loss of what they suppose is security (</w:t>
       </w:r>
-      <w:hyperlink r:id="rId35">
-        <w:r>
-          <w:rPr>
-            <w:lang w:val="en_US" w:bidi="en_US"/>
-          </w:rPr>
-          <w:rPr>
-            <w:color w:val="0000EE"/>
-            <w:u w:val="single"/>
-          </w:rPr>
-          <w:t>18:1–19</w:t>
-        </w:r>
-      </w:hyperlink>
+      <w:r>
+        <w:rPr>
+          <w:lang w:val="en_US" w:bidi="en_US"/>
+        </w:rPr>
+        <w:t>18:1–19</w:t>
+      </w:r>
       <w:r>
         <w:rPr>
           <w:lang w:val="en_US" w:bidi="en_US"/>
         </w:rPr>
         <w:t>). Meanwhile, heaven, the apostles, and the prophets celebrate the destruction of the evil city with songs of God's victory (</w:t>
       </w:r>
-      <w:hyperlink r:id="rId36">
-        <w:r>
-          <w:rPr>
-            <w:lang w:val="en_US" w:bidi="en_US"/>
-          </w:rPr>
-          <w:rPr>
-            <w:color w:val="0000EE"/>
-            <w:u w:val="single"/>
-          </w:rPr>
-          <w:t>18:20–24</w:t>
-        </w:r>
-      </w:hyperlink>
+      <w:r>
+        <w:rPr>
+          <w:lang w:val="en_US" w:bidi="en_US"/>
+        </w:rPr>
+        <w:t>18:20–24</w:t>
+      </w:r>
       <w:r>
         <w:rPr>
           <w:lang w:val="en_US" w:bidi="en_US"/>
         </w:rPr>
         <w:t xml:space="preserve">; </w:t>
       </w:r>
-      <w:hyperlink r:id="rId37">
-        <w:r>
-          <w:rPr>
-            <w:lang w:val="en_US" w:bidi="en_US"/>
-          </w:rPr>
-          <w:rPr>
-            <w:color w:val="0000EE"/>
-            <w:u w:val="single"/>
-          </w:rPr>
-          <w:t>19:1–10</w:t>
-        </w:r>
-      </w:hyperlink>
+      <w:r>
+        <w:rPr>
+          <w:lang w:val="en_US" w:bidi="en_US"/>
+        </w:rPr>
+        <w:t>19:1–10</w:t>
+      </w:r>
       <w:r>
         <w:rPr>
           <w:lang w:val="en_US" w:bidi="en_US"/>
@@ -956,90 +806,60 @@
         </w:rPr>
         <w:t>The beasts represent the world's power structures. They, along with those who follow them, meet their fate in the lake of fire. This happens when Jesus defeats his enemies at the battle of Armageddon (</w:t>
       </w:r>
-      <w:hyperlink r:id="rId38">
-        <w:r>
-          <w:rPr>
-            <w:lang w:val="en_US" w:bidi="en_US"/>
-          </w:rPr>
-          <w:rPr>
-            <w:color w:val="0000EE"/>
-            <w:u w:val="single"/>
-          </w:rPr>
-          <w:t>19:11–21</w:t>
-        </w:r>
-      </w:hyperlink>
+      <w:r>
+        <w:rPr>
+          <w:lang w:val="en_US" w:bidi="en_US"/>
+        </w:rPr>
+        <w:t>19:11–21</w:t>
+      </w:r>
       <w:r>
         <w:rPr>
           <w:lang w:val="en_US" w:bidi="en_US"/>
         </w:rPr>
         <w:t>). The devil remains imprisoned (</w:t>
       </w:r>
-      <w:hyperlink r:id="rId39">
-        <w:r>
-          <w:rPr>
-            <w:lang w:val="en_US" w:bidi="en_US"/>
-          </w:rPr>
-          <w:rPr>
-            <w:color w:val="0000EE"/>
-            <w:u w:val="single"/>
-          </w:rPr>
-          <w:t>20:1–3</w:t>
-        </w:r>
-      </w:hyperlink>
+      <w:r>
+        <w:rPr>
+          <w:lang w:val="en_US" w:bidi="en_US"/>
+        </w:rPr>
+        <w:t>20:1–3</w:t>
+      </w:r>
       <w:r>
         <w:rPr>
           <w:lang w:val="en_US" w:bidi="en_US"/>
         </w:rPr>
         <w:t>). God's holy people share in Christ's rule on earth (</w:t>
       </w:r>
-      <w:hyperlink r:id="rId40">
-        <w:r>
-          <w:rPr>
-            <w:lang w:val="en_US" w:bidi="en_US"/>
-          </w:rPr>
-          <w:rPr>
-            <w:color w:val="0000EE"/>
-            <w:u w:val="single"/>
-          </w:rPr>
-          <w:t>20:4–6</w:t>
-        </w:r>
-      </w:hyperlink>
+      <w:r>
+        <w:rPr>
+          <w:lang w:val="en_US" w:bidi="en_US"/>
+        </w:rPr>
+        <w:t>20:4–6</w:t>
+      </w:r>
       <w:r>
         <w:rPr>
           <w:lang w:val="en_US" w:bidi="en_US"/>
         </w:rPr>
         <w:t>). Despite Satan's full effort to defeat God in battle, God throws him into the lake of fire (</w:t>
       </w:r>
-      <w:hyperlink r:id="rId41">
-        <w:r>
-          <w:rPr>
-            <w:lang w:val="en_US" w:bidi="en_US"/>
-          </w:rPr>
-          <w:rPr>
-            <w:color w:val="0000EE"/>
-            <w:u w:val="single"/>
-          </w:rPr>
-          <w:t>20:7–10</w:t>
-        </w:r>
-      </w:hyperlink>
+      <w:r>
+        <w:rPr>
+          <w:lang w:val="en_US" w:bidi="en_US"/>
+        </w:rPr>
+        <w:t>20:7–10</w:t>
+      </w:r>
       <w:r>
         <w:rPr>
           <w:lang w:val="en_US" w:bidi="en_US"/>
         </w:rPr>
         <w:t>). In front of his throne, God judges all who follow the dragon and death itself. This greatest enemy of humanity ends (</w:t>
       </w:r>
-      <w:hyperlink r:id="rId42">
-        <w:r>
-          <w:rPr>
-            <w:lang w:val="en_US" w:bidi="en_US"/>
-          </w:rPr>
-          <w:rPr>
-            <w:color w:val="0000EE"/>
-            <w:u w:val="single"/>
-          </w:rPr>
-          <w:t>20:11–15</w:t>
-        </w:r>
-      </w:hyperlink>
+      <w:r>
+        <w:rPr>
+          <w:lang w:val="en_US" w:bidi="en_US"/>
+        </w:rPr>
+        <w:t>20:11–15</w:t>
+      </w:r>
       <w:r>
         <w:rPr>
           <w:lang w:val="en_US" w:bidi="en_US"/>
@@ -1060,54 +880,36 @@
         </w:rPr>
         <w:t>Finally, John's words paint a marvelous picture of heaven, stretching the imagination with design, size, and symbolic images (</w:t>
       </w:r>
-      <w:hyperlink r:id="rId43">
-        <w:r>
-          <w:rPr>
-            <w:lang w:val="en_US" w:bidi="en_US"/>
-          </w:rPr>
-          <w:rPr>
-            <w:color w:val="0000EE"/>
-            <w:u w:val="single"/>
-          </w:rPr>
-          <w:t>chapters 21–22</w:t>
-        </w:r>
-      </w:hyperlink>
+      <w:r>
+        <w:rPr>
+          <w:lang w:val="en_US" w:bidi="en_US"/>
+        </w:rPr>
+        <w:t>chapters 21–22</w:t>
+      </w:r>
       <w:r>
         <w:rPr>
           <w:lang w:val="en_US" w:bidi="en_US"/>
         </w:rPr>
         <w:t>). These scenes, with their hopeful vision, make a fitting conclusion to Revelation and the entire Bible. The Spirit and the church invite all people to come and receive God's eternal promise (</w:t>
       </w:r>
-      <w:hyperlink r:id="rId44">
-        <w:r>
-          <w:rPr>
-            <w:lang w:val="en_US" w:bidi="en_US"/>
-          </w:rPr>
-          <w:rPr>
-            <w:color w:val="0000EE"/>
-            <w:u w:val="single"/>
-          </w:rPr>
-          <w:t>22:17</w:t>
-        </w:r>
-      </w:hyperlink>
+      <w:r>
+        <w:rPr>
+          <w:lang w:val="en_US" w:bidi="en_US"/>
+        </w:rPr>
+        <w:t>22:17</w:t>
+      </w:r>
       <w:r>
         <w:rPr>
           <w:lang w:val="en_US" w:bidi="en_US"/>
         </w:rPr>
         <w:t>). The book closes with the ongoing prayer of those who follow Christ: “Come, Lord Jesus!” (</w:t>
       </w:r>
-      <w:hyperlink r:id="rId45">
-        <w:r>
-          <w:rPr>
-            <w:lang w:val="en_US" w:bidi="en_US"/>
-          </w:rPr>
-          <w:rPr>
-            <w:color w:val="0000EE"/>
-            <w:u w:val="single"/>
-          </w:rPr>
-          <w:t>22:20</w:t>
-        </w:r>
-      </w:hyperlink>
+      <w:r>
+        <w:rPr>
+          <w:lang w:val="en_US" w:bidi="en_US"/>
+        </w:rPr>
+        <w:t>22:20</w:t>
+      </w:r>
       <w:r>
         <w:rPr>
           <w:lang w:val="en_US" w:bidi="en_US"/>
@@ -1139,18 +941,12 @@
         </w:rPr>
         <w:t xml:space="preserve">The book of Revelation is an intriguing work that has confused many people. This is probably because it is both a prophecy and an apocalypse (symbolic text related to the end of history). John Calvin, the Swiss reformer, wrote commentaries on every Bible book except Revelation. This suggests he was not confident in his understanding of it. Martin Luther felt Revelation did not teach enough about justification by faith. As a result, he gave it a lower status, seeing it as important for Christian life but not for doctrine. Because of these challenges, many Christian teachers avoid the book of Revelation or only discuss the letters to the churches (chapters </w:t>
       </w:r>
-      <w:hyperlink r:id="rId17">
-        <w:r>
-          <w:rPr>
-            <w:lang w:val="en_US" w:bidi="en_US"/>
-          </w:rPr>
-          <w:rPr>
-            <w:color w:val="0000EE"/>
-            <w:u w:val="single"/>
-          </w:rPr>
-          <w:t>2–3</w:t>
-        </w:r>
-      </w:hyperlink>
+      <w:r>
+        <w:rPr>
+          <w:lang w:val="en_US" w:bidi="en_US"/>
+        </w:rPr>
+        <w:t>2–3</w:t>
+      </w:r>
       <w:r>
         <w:rPr>
           <w:lang w:val="en_US" w:bidi="en_US"/>
@@ -1210,36 +1006,24 @@
         </w:rPr>
         <w:t xml:space="preserve">God has inspired the entire Bible (see </w:t>
       </w:r>
-      <w:hyperlink r:id="rId46">
-        <w:r>
-          <w:rPr>
-            <w:lang w:val="en_US" w:bidi="en_US"/>
-          </w:rPr>
-          <w:rPr>
-            <w:color w:val="0000EE"/>
-            <w:u w:val="single"/>
-          </w:rPr>
-          <w:t>2 Timothy 3:15–17</w:t>
-        </w:r>
-      </w:hyperlink>
+      <w:r>
+        <w:rPr>
+          <w:lang w:val="en_US" w:bidi="en_US"/>
+        </w:rPr>
+        <w:t>2 Timothy 3:15–17</w:t>
+      </w:r>
       <w:r>
         <w:rPr>
           <w:lang w:val="en_US" w:bidi="en_US"/>
         </w:rPr>
         <w:t xml:space="preserve">; </w:t>
       </w:r>
-      <w:hyperlink r:id="rId47">
-        <w:r>
-          <w:rPr>
-            <w:lang w:val="en_US" w:bidi="en_US"/>
-          </w:rPr>
-          <w:rPr>
-            <w:color w:val="0000EE"/>
-            <w:u w:val="single"/>
-          </w:rPr>
-          <w:t>2 Peter 1:20–21</w:t>
-        </w:r>
-      </w:hyperlink>
+      <w:r>
+        <w:rPr>
+          <w:lang w:val="en_US" w:bidi="en_US"/>
+        </w:rPr>
+        <w:t>2 Peter 1:20–21</w:t>
+      </w:r>
       <w:r>
         <w:rPr>
           <w:lang w:val="en_US" w:bidi="en_US"/>
@@ -1313,36 +1097,24 @@
         </w:rPr>
         <w:t>Hearing or reading Revelation requires imagination because it is like entering a dream about God, discovering an amazing message. Instead of fitting all of Revelation’s scenes into a logical system, people will benefit from thinking in pictures. For example, John says all the green grass burned (</w:t>
       </w:r>
-      <w:hyperlink r:id="rId48">
-        <w:r>
-          <w:rPr>
-            <w:lang w:val="en_US" w:bidi="en_US"/>
-          </w:rPr>
-          <w:rPr>
-            <w:color w:val="0000EE"/>
-            <w:u w:val="single"/>
-          </w:rPr>
-          <w:t>8:7</w:t>
-        </w:r>
-      </w:hyperlink>
+      <w:r>
+        <w:rPr>
+          <w:lang w:val="en_US" w:bidi="en_US"/>
+        </w:rPr>
+        <w:t>8:7</w:t>
+      </w:r>
       <w:r>
         <w:rPr>
           <w:lang w:val="en_US" w:bidi="en_US"/>
         </w:rPr>
         <w:t>). Late, it says the locusts should not “harm the grass” (</w:t>
       </w:r>
-      <w:hyperlink r:id="rId49">
-        <w:r>
-          <w:rPr>
-            <w:lang w:val="en_US" w:bidi="en_US"/>
-          </w:rPr>
-          <w:rPr>
-            <w:color w:val="0000EE"/>
-            <w:u w:val="single"/>
-          </w:rPr>
-          <w:t>9:4</w:t>
-        </w:r>
-      </w:hyperlink>
+      <w:r>
+        <w:rPr>
+          <w:lang w:val="en_US" w:bidi="en_US"/>
+        </w:rPr>
+        <w:t>9:4</w:t>
+      </w:r>
       <w:r>
         <w:rPr>
           <w:lang w:val="en_US" w:bidi="en_US"/>
@@ -1375,36 +1147,24 @@
         </w:rPr>
         <w:t>d” (</w:t>
       </w:r>
-      <w:hyperlink r:id="rId50">
-        <w:r>
-          <w:rPr>
-            <w:lang w:val="en_US" w:bidi="en_US"/>
-          </w:rPr>
-          <w:rPr>
-            <w:color w:val="0000EE"/>
-            <w:u w:val="single"/>
-          </w:rPr>
-          <w:t>11:19</w:t>
-        </w:r>
-      </w:hyperlink>
+      <w:r>
+        <w:rPr>
+          <w:lang w:val="en_US" w:bidi="en_US"/>
+        </w:rPr>
+        <w:t>11:19</w:t>
+      </w:r>
       <w:r>
         <w:rPr>
           <w:lang w:val="en_US" w:bidi="en_US"/>
         </w:rPr>
         <w:t>). But later there is “no temple” (</w:t>
       </w:r>
-      <w:hyperlink r:id="rId51">
-        <w:r>
-          <w:rPr>
-            <w:lang w:val="en_US" w:bidi="en_US"/>
-          </w:rPr>
-          <w:rPr>
-            <w:color w:val="0000EE"/>
-            <w:u w:val="single"/>
-          </w:rPr>
-          <w:t>21:22</w:t>
-        </w:r>
-      </w:hyperlink>
+      <w:r>
+        <w:rPr>
+          <w:lang w:val="en_US" w:bidi="en_US"/>
+        </w:rPr>
+        <w:t>21:22</w:t>
+      </w:r>
       <w:r>
         <w:rPr>
           <w:lang w:val="en_US" w:bidi="en_US"/>
@@ -1477,18 +1237,12 @@
         </w:rPr>
         <w:t>People often wrote such works during times of distress and persecution to offer encouragement. Apocalyptic writings often used symbolic names, numbers, and descriptions as a sort of code. This way, outsiders to Christianity (especially enemies) without the "key" would not understand the message. To them, it would seem like nonsense. In Revelation, for example, "Babylon" is a code word for Rome (</w:t>
       </w:r>
-      <w:hyperlink r:id="rId52">
-        <w:r>
-          <w:rPr>
-            <w:lang w:val="en_US" w:bidi="en_US"/>
-          </w:rPr>
-          <w:rPr>
-            <w:color w:val="0000EE"/>
-            <w:u w:val="single"/>
-          </w:rPr>
-          <w:t>17:5–9</w:t>
-        </w:r>
-      </w:hyperlink>
+      <w:r>
+        <w:rPr>
+          <w:lang w:val="en_US" w:bidi="en_US"/>
+        </w:rPr>
+        <w:t>17:5–9</w:t>
+      </w:r>
       <w:r>
         <w:rPr>
           <w:lang w:val="en_US" w:bidi="en_US"/>
@@ -1561,36 +1315,24 @@
         </w:rPr>
         <w:t>John who sees visions, calls his work a “prophecy” (</w:t>
       </w:r>
-      <w:hyperlink r:id="rId53">
-        <w:r>
-          <w:rPr>
-            <w:lang w:val="en_US" w:bidi="en_US"/>
-          </w:rPr>
-          <w:rPr>
-            <w:color w:val="0000EE"/>
-            <w:u w:val="single"/>
-          </w:rPr>
-          <w:t>1:3</w:t>
-        </w:r>
-      </w:hyperlink>
+      <w:r>
+        <w:rPr>
+          <w:lang w:val="en_US" w:bidi="en_US"/>
+        </w:rPr>
+        <w:t>1:3</w:t>
+      </w:r>
       <w:r>
         <w:rPr>
           <w:lang w:val="en_US" w:bidi="en_US"/>
         </w:rPr>
         <w:t xml:space="preserve">; </w:t>
       </w:r>
-      <w:hyperlink r:id="rId54">
-        <w:r>
-          <w:rPr>
-            <w:lang w:val="en_US" w:bidi="en_US"/>
-          </w:rPr>
-          <w:rPr>
-            <w:color w:val="0000EE"/>
-            <w:u w:val="single"/>
-          </w:rPr>
-          <w:t>22:7</w:t>
-        </w:r>
-      </w:hyperlink>
+      <w:r>
+        <w:rPr>
+          <w:lang w:val="en_US" w:bidi="en_US"/>
+        </w:rPr>
+        <w:t>22:7</w:t>
+      </w:r>
       <w:r>
         <w:rPr>
           <w:lang w:val="en_US" w:bidi="en_US"/>
@@ -1663,90 +1405,60 @@
         </w:rPr>
         <w:t xml:space="preserve">In contrast, the books in the New Testament had the authors' own names (see </w:t>
       </w:r>
-      <w:hyperlink r:id="rId55">
-        <w:r>
-          <w:rPr>
-            <w:lang w:val="en_US" w:bidi="en_US"/>
-          </w:rPr>
-          <w:rPr>
-            <w:color w:val="0000EE"/>
-            <w:u w:val="single"/>
-          </w:rPr>
-          <w:t>Romans 1:1</w:t>
-        </w:r>
-      </w:hyperlink>
+      <w:r>
+        <w:rPr>
+          <w:lang w:val="en_US" w:bidi="en_US"/>
+        </w:rPr>
+        <w:t>Romans 1:1</w:t>
+      </w:r>
       <w:r>
         <w:rPr>
           <w:lang w:val="en_US" w:bidi="en_US"/>
         </w:rPr>
         <w:t xml:space="preserve">; </w:t>
       </w:r>
-      <w:hyperlink r:id="rId56">
-        <w:r>
-          <w:rPr>
-            <w:lang w:val="en_US" w:bidi="en_US"/>
-          </w:rPr>
-          <w:rPr>
-            <w:color w:val="0000EE"/>
-            <w:u w:val="single"/>
-          </w:rPr>
-          <w:t>2 Thessalonians 3:17</w:t>
-        </w:r>
-      </w:hyperlink>
+      <w:r>
+        <w:rPr>
+          <w:lang w:val="en_US" w:bidi="en_US"/>
+        </w:rPr>
+        <w:t>2 Thessalonians 3:17</w:t>
+      </w:r>
       <w:r>
         <w:rPr>
           <w:lang w:val="en_US" w:bidi="en_US"/>
         </w:rPr>
         <w:t>). Or they were genuinely from apostles, even if they did not name an author (for example, Matthew's Gospel and the letter to the Hebrews). The author of Revelation simply calls himself John (</w:t>
       </w:r>
-      <w:hyperlink r:id="rId57">
-        <w:r>
-          <w:rPr>
-            <w:lang w:val="en_US" w:bidi="en_US"/>
-          </w:rPr>
-          <w:rPr>
-            <w:color w:val="0000EE"/>
-            <w:u w:val="single"/>
-          </w:rPr>
-          <w:t>1:1</w:t>
-        </w:r>
-      </w:hyperlink>
+      <w:r>
+        <w:rPr>
+          <w:lang w:val="en_US" w:bidi="en_US"/>
+        </w:rPr>
+        <w:t>1:1</w:t>
+      </w:r>
       <w:r>
         <w:rPr>
           <w:lang w:val="en_US" w:bidi="en_US"/>
         </w:rPr>
         <w:t xml:space="preserve">, </w:t>
       </w:r>
-      <w:hyperlink r:id="rId58">
-        <w:r>
-          <w:rPr>
-            <w:lang w:val="en_US" w:bidi="en_US"/>
-          </w:rPr>
-          <w:rPr>
-            <w:color w:val="0000EE"/>
-            <w:u w:val="single"/>
-          </w:rPr>
-          <w:t>4</w:t>
-        </w:r>
-      </w:hyperlink>
+      <w:r>
+        <w:rPr>
+          <w:lang w:val="en_US" w:bidi="en_US"/>
+        </w:rPr>
+        <w:t>4</w:t>
+      </w:r>
       <w:r>
         <w:rPr>
           <w:lang w:val="en_US" w:bidi="en_US"/>
         </w:rPr>
         <w:t xml:space="preserve">, </w:t>
       </w:r>
-      <w:hyperlink r:id="rId59">
-        <w:r>
-          <w:rPr>
-            <w:lang w:val="en_US" w:bidi="en_US"/>
-          </w:rPr>
-          <w:rPr>
-            <w:color w:val="0000EE"/>
-            <w:u w:val="single"/>
-          </w:rPr>
-          <w:t>9</w:t>
-        </w:r>
-      </w:hyperlink>
+      <w:r>
+        <w:rPr>
+          <w:lang w:val="en_US" w:bidi="en_US"/>
+        </w:rPr>
+        <w:t>9</w:t>
+      </w:r>
       <w:r>
         <w:rPr>
           <w:lang w:val="en_US" w:bidi="en_US"/>
@@ -1765,90 +1477,60 @@
         </w:rPr>
         <w:t>” (</w:t>
       </w:r>
-      <w:hyperlink r:id="rId60">
-        <w:r>
-          <w:rPr>
-            <w:lang w:val="en_US" w:bidi="en_US"/>
-          </w:rPr>
-          <w:rPr>
-            <w:color w:val="0000EE"/>
-            <w:u w:val="single"/>
-          </w:rPr>
-          <w:t>John 13:23</w:t>
-        </w:r>
-      </w:hyperlink>
+      <w:r>
+        <w:rPr>
+          <w:lang w:val="en_US" w:bidi="en_US"/>
+        </w:rPr>
+        <w:t>John 13:23</w:t>
+      </w:r>
       <w:r>
         <w:rPr>
           <w:lang w:val="en_US" w:bidi="en_US"/>
         </w:rPr>
         <w:t xml:space="preserve">; </w:t>
       </w:r>
-      <w:hyperlink r:id="rId61">
-        <w:r>
-          <w:rPr>
-            <w:lang w:val="en_US" w:bidi="en_US"/>
-          </w:rPr>
-          <w:rPr>
-            <w:color w:val="0000EE"/>
-            <w:u w:val="single"/>
-          </w:rPr>
-          <w:t>19:26</w:t>
-        </w:r>
-      </w:hyperlink>
+      <w:r>
+        <w:rPr>
+          <w:lang w:val="en_US" w:bidi="en_US"/>
+        </w:rPr>
+        <w:t>19:26</w:t>
+      </w:r>
       <w:r>
         <w:rPr>
           <w:lang w:val="en_US" w:bidi="en_US"/>
         </w:rPr>
         <w:t xml:space="preserve">; </w:t>
       </w:r>
-      <w:hyperlink r:id="rId62">
-        <w:r>
-          <w:rPr>
-            <w:lang w:val="en_US" w:bidi="en_US"/>
-          </w:rPr>
-          <w:rPr>
-            <w:color w:val="0000EE"/>
-            <w:u w:val="single"/>
-          </w:rPr>
-          <w:t>20:2</w:t>
-        </w:r>
-      </w:hyperlink>
+      <w:r>
+        <w:rPr>
+          <w:lang w:val="en_US" w:bidi="en_US"/>
+        </w:rPr>
+        <w:t>20:2</w:t>
+      </w:r>
       <w:r>
         <w:rPr>
           <w:lang w:val="en_US" w:bidi="en_US"/>
         </w:rPr>
         <w:t xml:space="preserve">; </w:t>
       </w:r>
-      <w:hyperlink r:id="rId63">
-        <w:r>
-          <w:rPr>
-            <w:lang w:val="en_US" w:bidi="en_US"/>
-          </w:rPr>
-          <w:rPr>
-            <w:color w:val="0000EE"/>
-            <w:u w:val="single"/>
-          </w:rPr>
-          <w:t>21:7</w:t>
-        </w:r>
-      </w:hyperlink>
+      <w:r>
+        <w:rPr>
+          <w:lang w:val="en_US" w:bidi="en_US"/>
+        </w:rPr>
+        <w:t>21:7</w:t>
+      </w:r>
       <w:r>
         <w:rPr>
           <w:lang w:val="en_US" w:bidi="en_US"/>
         </w:rPr>
         <w:t>). In his letters, he calls himself, “The elder” (</w:t>
       </w:r>
-      <w:hyperlink r:id="rId64">
-        <w:r>
-          <w:rPr>
-            <w:lang w:val="en_US" w:bidi="en_US"/>
-          </w:rPr>
-          <w:rPr>
-            <w:color w:val="0000EE"/>
-            <w:u w:val="single"/>
-          </w:rPr>
-          <w:t>3 John 1:1</w:t>
-        </w:r>
-      </w:hyperlink>
+      <w:r>
+        <w:rPr>
+          <w:lang w:val="en_US" w:bidi="en_US"/>
+        </w:rPr>
+        <w:t>3 John 1:1</w:t>
+      </w:r>
       <w:r>
         <w:rPr>
           <w:lang w:val="en_US" w:bidi="en_US"/>
@@ -1880,18 +1562,12 @@
         </w:rPr>
         <w:t>John had the visions in Revelation while he was a political and religious prisoner on Patmos. Patmos was an island full of rocks used as a Roman prison. It is off the western coast of Asia Minor near Ephesus (</w:t>
       </w:r>
-      <w:hyperlink r:id="rId59">
-        <w:r>
-          <w:rPr>
-            <w:lang w:val="en_US" w:bidi="en_US"/>
-          </w:rPr>
-          <w:rPr>
-            <w:color w:val="0000EE"/>
-            <w:u w:val="single"/>
-          </w:rPr>
-          <w:t>Revelation 1:9</w:t>
-        </w:r>
-      </w:hyperlink>
+      <w:r>
+        <w:rPr>
+          <w:lang w:val="en_US" w:bidi="en_US"/>
+        </w:rPr>
+        <w:t>Revelation 1:9</w:t>
+      </w:r>
       <w:r>
         <w:rPr>
           <w:lang w:val="en_US" w:bidi="en_US"/>
@@ -1912,18 +1588,12 @@
         </w:rPr>
         <w:t>John probably wrote Revelation during the final years of Emperor Domitian’s rule (AD 94–96) or shortly after (AD 96–99). The eight kings might refer to the eight Roman emperors from Augustus to Domitian (</w:t>
       </w:r>
-      <w:hyperlink r:id="rId65">
-        <w:r>
-          <w:rPr>
-            <w:lang w:val="en_US" w:bidi="en_US"/>
-          </w:rPr>
-          <w:rPr>
-            <w:color w:val="0000EE"/>
-            <w:u w:val="single"/>
-          </w:rPr>
-          <w:t>17:7–11</w:t>
-        </w:r>
-      </w:hyperlink>
+      <w:r>
+        <w:rPr>
+          <w:lang w:val="en_US" w:bidi="en_US"/>
+        </w:rPr>
+        <w:t>17:7–11</w:t>
+      </w:r>
       <w:r>
         <w:rPr>
           <w:lang w:val="en_US" w:bidi="en_US"/>
@@ -1944,90 +1614,60 @@
         </w:rPr>
         <w:t>During this period, Christians encountered great suffering and persecution (</w:t>
       </w:r>
-      <w:hyperlink r:id="rId66">
-        <w:r>
-          <w:rPr>
-            <w:lang w:val="en_US" w:bidi="en_US"/>
-          </w:rPr>
-          <w:rPr>
-            <w:color w:val="0000EE"/>
-            <w:u w:val="single"/>
-          </w:rPr>
-          <w:t>2:9</w:t>
-        </w:r>
-      </w:hyperlink>
+      <w:r>
+        <w:rPr>
+          <w:lang w:val="en_US" w:bidi="en_US"/>
+        </w:rPr>
+        <w:t>2:9</w:t>
+      </w:r>
       <w:r>
         <w:rPr>
           <w:lang w:val="en_US" w:bidi="en_US"/>
         </w:rPr>
         <w:t xml:space="preserve">, </w:t>
       </w:r>
-      <w:hyperlink r:id="rId67">
-        <w:r>
-          <w:rPr>
-            <w:lang w:val="en_US" w:bidi="en_US"/>
-          </w:rPr>
-          <w:rPr>
-            <w:color w:val="0000EE"/>
-            <w:u w:val="single"/>
-          </w:rPr>
-          <w:t>13</w:t>
-        </w:r>
-      </w:hyperlink>
+      <w:r>
+        <w:rPr>
+          <w:lang w:val="en_US" w:bidi="en_US"/>
+        </w:rPr>
+        <w:t>13</w:t>
+      </w:r>
       <w:r>
         <w:rPr>
           <w:lang w:val="en_US" w:bidi="en_US"/>
         </w:rPr>
         <w:t xml:space="preserve">; </w:t>
       </w:r>
-      <w:hyperlink r:id="rId68">
-        <w:r>
-          <w:rPr>
-            <w:lang w:val="en_US" w:bidi="en_US"/>
-          </w:rPr>
-          <w:rPr>
-            <w:color w:val="0000EE"/>
-            <w:u w:val="single"/>
-          </w:rPr>
-          <w:t>3:9</w:t>
-        </w:r>
-      </w:hyperlink>
+      <w:r>
+        <w:rPr>
+          <w:lang w:val="en_US" w:bidi="en_US"/>
+        </w:rPr>
+        <w:t>3:9</w:t>
+      </w:r>
       <w:r>
         <w:rPr>
           <w:lang w:val="en_US" w:bidi="en_US"/>
         </w:rPr>
         <w:t xml:space="preserve">; </w:t>
       </w:r>
-      <w:hyperlink r:id="rId69">
-        <w:r>
-          <w:rPr>
-            <w:lang w:val="en_US" w:bidi="en_US"/>
-          </w:rPr>
-          <w:rPr>
-            <w:color w:val="0000EE"/>
-            <w:u w:val="single"/>
-          </w:rPr>
-          <w:t>13:7</w:t>
-        </w:r>
-      </w:hyperlink>
+      <w:r>
+        <w:rPr>
+          <w:lang w:val="en_US" w:bidi="en_US"/>
+        </w:rPr>
+        <w:t>13:7</w:t>
+      </w:r>
       <w:r>
         <w:rPr>
           <w:lang w:val="en_US" w:bidi="en_US"/>
         </w:rPr>
         <w:t>). John urged his audience to remain patient and loyal (</w:t>
       </w:r>
-      <w:hyperlink r:id="rId70">
-        <w:r>
-          <w:rPr>
-            <w:lang w:val="en_US" w:bidi="en_US"/>
-          </w:rPr>
-          <w:rPr>
-            <w:color w:val="0000EE"/>
-            <w:u w:val="single"/>
-          </w:rPr>
-          <w:t>13:10</w:t>
-        </w:r>
-      </w:hyperlink>
+      <w:r>
+        <w:rPr>
+          <w:lang w:val="en_US" w:bidi="en_US"/>
+        </w:rPr>
+        <w:t>13:10</w:t>
+      </w:r>
       <w:r>
         <w:rPr>
           <w:lang w:val="en_US" w:bidi="en_US"/>
@@ -2059,18 +1699,12 @@
         </w:rPr>
         <w:t xml:space="preserve">The recipients of Revelation were the churches in the Roman province of Asia, which is now the western part of modern Turkey. The seven cities mentioned in </w:t>
       </w:r>
-      <w:hyperlink r:id="rId71">
-        <w:r>
-          <w:rPr>
-            <w:lang w:val="en_US" w:bidi="en_US"/>
-          </w:rPr>
-          <w:rPr>
-            <w:color w:val="0000EE"/>
-            <w:u w:val="single"/>
-          </w:rPr>
-          <w:t xml:space="preserve">chapters 1–3 </w:t>
-        </w:r>
-      </w:hyperlink>
+      <w:r>
+        <w:rPr>
+          <w:lang w:val="en_US" w:bidi="en_US"/>
+        </w:rPr>
+        <w:t xml:space="preserve">chapters 1–3 </w:t>
+      </w:r>
       <w:r>
         <w:rPr>
           <w:lang w:val="en_US" w:bidi="en_US"/>
@@ -2102,54 +1736,36 @@
         </w:rPr>
         <w:t xml:space="preserve">Revelation shows the plain nature of evil. At the same time, it emphasizes how God is always present and working to achieve his goals for his people. Evil can only happen with God's permission (for example, </w:t>
       </w:r>
-      <w:hyperlink r:id="rId72">
-        <w:r>
-          <w:rPr>
-            <w:lang w:val="en_US" w:bidi="en_US"/>
-          </w:rPr>
-          <w:rPr>
-            <w:color w:val="0000EE"/>
-            <w:u w:val="single"/>
-          </w:rPr>
-          <w:t>6:3–4</w:t>
-        </w:r>
-      </w:hyperlink>
+      <w:r>
+        <w:rPr>
+          <w:lang w:val="en_US" w:bidi="en_US"/>
+        </w:rPr>
+        <w:t>6:3–4</w:t>
+      </w:r>
       <w:r>
         <w:rPr>
           <w:lang w:val="en_US" w:bidi="en_US"/>
         </w:rPr>
         <w:t xml:space="preserve">, </w:t>
       </w:r>
-      <w:hyperlink r:id="rId73">
-        <w:r>
-          <w:rPr>
-            <w:lang w:val="en_US" w:bidi="en_US"/>
-          </w:rPr>
-          <w:rPr>
-            <w:color w:val="0000EE"/>
-            <w:u w:val="single"/>
-          </w:rPr>
-          <w:t>7–8</w:t>
-        </w:r>
-      </w:hyperlink>
+      <w:r>
+        <w:rPr>
+          <w:lang w:val="en_US" w:bidi="en_US"/>
+        </w:rPr>
+        <w:t>7–8</w:t>
+      </w:r>
       <w:r>
         <w:rPr>
           <w:lang w:val="en_US" w:bidi="en_US"/>
         </w:rPr>
         <w:t xml:space="preserve">; </w:t>
       </w:r>
-      <w:hyperlink r:id="rId74">
-        <w:r>
-          <w:rPr>
-            <w:lang w:val="en_US" w:bidi="en_US"/>
-          </w:rPr>
-          <w:rPr>
-            <w:color w:val="0000EE"/>
-            <w:u w:val="single"/>
-          </w:rPr>
-          <w:t>13:5–7</w:t>
-        </w:r>
-      </w:hyperlink>
+      <w:r>
+        <w:rPr>
+          <w:lang w:val="en_US" w:bidi="en_US"/>
+        </w:rPr>
+        <w:t>13:5–7</w:t>
+      </w:r>
       <w:r>
         <w:rPr>
           <w:lang w:val="en_US" w:bidi="en_US"/>
@@ -2170,36 +1786,24 @@
         </w:rPr>
         <w:t>Jesus is “the Alpha and the Omega” (</w:t>
       </w:r>
-      <w:hyperlink r:id="rId75">
-        <w:r>
-          <w:rPr>
-            <w:lang w:val="en_US" w:bidi="en_US"/>
-          </w:rPr>
-          <w:rPr>
-            <w:color w:val="0000EE"/>
-            <w:u w:val="single"/>
-          </w:rPr>
-          <w:t>1:8</w:t>
-        </w:r>
-      </w:hyperlink>
+      <w:r>
+        <w:rPr>
+          <w:lang w:val="en_US" w:bidi="en_US"/>
+        </w:rPr>
+        <w:t>1:8</w:t>
+      </w:r>
       <w:r>
         <w:rPr>
           <w:lang w:val="en_US" w:bidi="en_US"/>
         </w:rPr>
         <w:t>). He is the Lord over all history from beginning to end. Ultimately the powers of evil are useless. Satan has already lost the war (</w:t>
       </w:r>
-      <w:hyperlink r:id="rId76">
-        <w:r>
-          <w:rPr>
-            <w:lang w:val="en_US" w:bidi="en_US"/>
-          </w:rPr>
-          <w:rPr>
-            <w:color w:val="0000EE"/>
-            <w:u w:val="single"/>
-          </w:rPr>
-          <w:t>12:12</w:t>
-        </w:r>
-      </w:hyperlink>
+      <w:r>
+        <w:rPr>
+          <w:lang w:val="en_US" w:bidi="en_US"/>
+        </w:rPr>
+        <w:t>12:12</w:t>
+      </w:r>
       <w:r>
         <w:rPr>
           <w:lang w:val="en_US" w:bidi="en_US"/>
@@ -2220,18 +1824,12 @@
         </w:rPr>
         <w:t>Revelation clarifies that what is done on earth has eternal consequences. God’s servants who suffer may sometimes wonder whether Jesus is powerful enough to accomplish God’s purpose of salvation (</w:t>
       </w:r>
-      <w:hyperlink r:id="rId77">
-        <w:r>
-          <w:rPr>
-            <w:lang w:val="en_US" w:bidi="en_US"/>
-          </w:rPr>
-          <w:rPr>
-            <w:color w:val="0000EE"/>
-            <w:u w:val="single"/>
-          </w:rPr>
-          <w:t>6:9–10</w:t>
-        </w:r>
-      </w:hyperlink>
+      <w:r>
+        <w:rPr>
+          <w:lang w:val="en_US" w:bidi="en_US"/>
+        </w:rPr>
+        <w:t>6:9–10</w:t>
+      </w:r>
       <w:r>
         <w:rPr>
           <w:lang w:val="en_US" w:bidi="en_US"/>
@@ -2250,54 +1848,36 @@
         </w:rPr>
         <w:t>" (</w:t>
       </w:r>
-      <w:hyperlink r:id="rId78">
-        <w:r>
-          <w:rPr>
-            <w:lang w:val="en_US" w:bidi="en_US"/>
-          </w:rPr>
-          <w:rPr>
-            <w:color w:val="0000EE"/>
-            <w:u w:val="single"/>
-          </w:rPr>
-          <w:t>5:5–6</w:t>
-        </w:r>
-      </w:hyperlink>
+      <w:r>
+        <w:rPr>
+          <w:lang w:val="en_US" w:bidi="en_US"/>
+        </w:rPr>
+        <w:t>5:5–6</w:t>
+      </w:r>
       <w:r>
         <w:rPr>
           <w:lang w:val="en_US" w:bidi="en_US"/>
         </w:rPr>
         <w:t>). He is fully worthy to receive our praise (</w:t>
       </w:r>
-      <w:hyperlink r:id="rId79">
-        <w:r>
-          <w:rPr>
-            <w:lang w:val="en_US" w:bidi="en_US"/>
-          </w:rPr>
-          <w:rPr>
-            <w:color w:val="0000EE"/>
-            <w:u w:val="single"/>
-          </w:rPr>
-          <w:t>5:12</w:t>
-        </w:r>
-      </w:hyperlink>
+      <w:r>
+        <w:rPr>
+          <w:lang w:val="en_US" w:bidi="en_US"/>
+        </w:rPr>
+        <w:t>5:12</w:t>
+      </w:r>
       <w:r>
         <w:rPr>
           <w:lang w:val="en_US" w:bidi="en_US"/>
         </w:rPr>
         <w:t>), as he is united with the eternal God (</w:t>
       </w:r>
-      <w:hyperlink r:id="rId80">
-        <w:r>
-          <w:rPr>
-            <w:lang w:val="en_US" w:bidi="en_US"/>
-          </w:rPr>
-          <w:rPr>
-            <w:color w:val="0000EE"/>
-            <w:u w:val="single"/>
-          </w:rPr>
-          <w:t>5:13–14</w:t>
-        </w:r>
-      </w:hyperlink>
+      <w:r>
+        <w:rPr>
+          <w:lang w:val="en_US" w:bidi="en_US"/>
+        </w:rPr>
+        <w:t>5:13–14</w:t>
+      </w:r>
       <w:r>
         <w:rPr>
           <w:lang w:val="en_US" w:bidi="en_US"/>
@@ -2318,54 +1898,36 @@
         </w:rPr>
         <w:t>The ways of the world result in war, violence, economic extremes, and death (</w:t>
       </w:r>
-      <w:hyperlink r:id="rId81">
-        <w:r>
-          <w:rPr>
-            <w:lang w:val="en_US" w:bidi="en_US"/>
-          </w:rPr>
-          <w:rPr>
-            <w:color w:val="0000EE"/>
-            <w:u w:val="single"/>
-          </w:rPr>
-          <w:t>6:1–8</w:t>
-        </w:r>
-      </w:hyperlink>
+      <w:r>
+        <w:rPr>
+          <w:lang w:val="en_US" w:bidi="en_US"/>
+        </w:rPr>
+        <w:t>6:1–8</w:t>
+      </w:r>
       <w:r>
         <w:rPr>
           <w:lang w:val="en_US" w:bidi="en_US"/>
         </w:rPr>
         <w:t>). Some people seem to profit from associations with evil (</w:t>
       </w:r>
-      <w:hyperlink r:id="rId82">
-        <w:r>
-          <w:rPr>
-            <w:lang w:val="en_US" w:bidi="en_US"/>
-          </w:rPr>
-          <w:rPr>
-            <w:color w:val="0000EE"/>
-            <w:u w:val="single"/>
-          </w:rPr>
-          <w:t>13:15–17</w:t>
-        </w:r>
-      </w:hyperlink>
+      <w:r>
+        <w:rPr>
+          <w:lang w:val="en_US" w:bidi="en_US"/>
+        </w:rPr>
+        <w:t>13:15–17</w:t>
+      </w:r>
       <w:r>
         <w:rPr>
           <w:lang w:val="en_US" w:bidi="en_US"/>
         </w:rPr>
         <w:t>). Yet, these things will ultimately produce distress and destruction (</w:t>
       </w:r>
-      <w:hyperlink r:id="rId83">
-        <w:r>
-          <w:rPr>
-            <w:lang w:val="en_US" w:bidi="en_US"/>
-          </w:rPr>
-          <w:rPr>
-            <w:color w:val="0000EE"/>
-            <w:u w:val="single"/>
-          </w:rPr>
-          <w:t>18:9–24</w:t>
-        </w:r>
-      </w:hyperlink>
+      <w:r>
+        <w:rPr>
+          <w:lang w:val="en_US" w:bidi="en_US"/>
+        </w:rPr>
+        <w:t>18:9–24</w:t>
+      </w:r>
       <w:r>
         <w:rPr>
           <w:lang w:val="en_US" w:bidi="en_US"/>
@@ -2386,144 +1948,96 @@
         </w:rPr>
         <w:t>God’s people may suffer persecution and die for their faith (</w:t>
       </w:r>
-      <w:hyperlink r:id="rId69">
-        <w:r>
-          <w:rPr>
-            <w:lang w:val="en_US" w:bidi="en_US"/>
-          </w:rPr>
-          <w:rPr>
-            <w:color w:val="0000EE"/>
-            <w:u w:val="single"/>
-          </w:rPr>
-          <w:t>13:7</w:t>
-        </w:r>
-      </w:hyperlink>
+      <w:r>
+        <w:rPr>
+          <w:lang w:val="en_US" w:bidi="en_US"/>
+        </w:rPr>
+        <w:t>13:7</w:t>
+      </w:r>
       <w:r>
         <w:rPr>
           <w:lang w:val="en_US" w:bidi="en_US"/>
         </w:rPr>
         <w:t>). But they will ultimately triumph with Christ (</w:t>
       </w:r>
-      <w:hyperlink r:id="rId84">
-        <w:r>
-          <w:rPr>
-            <w:lang w:val="en_US" w:bidi="en_US"/>
-          </w:rPr>
-          <w:rPr>
-            <w:color w:val="0000EE"/>
-            <w:u w:val="single"/>
-          </w:rPr>
-          <w:t>14:1–3</w:t>
-        </w:r>
-      </w:hyperlink>
+      <w:r>
+        <w:rPr>
+          <w:lang w:val="en_US" w:bidi="en_US"/>
+        </w:rPr>
+        <w:t>14:1–3</w:t>
+      </w:r>
       <w:r>
         <w:rPr>
           <w:lang w:val="en_US" w:bidi="en_US"/>
         </w:rPr>
         <w:t>). This is because the seal of God marks them (</w:t>
       </w:r>
-      <w:hyperlink r:id="rId85">
-        <w:r>
-          <w:rPr>
-            <w:lang w:val="en_US" w:bidi="en_US"/>
-          </w:rPr>
-          <w:rPr>
-            <w:color w:val="0000EE"/>
-            <w:u w:val="single"/>
-          </w:rPr>
-          <w:t>7:4</w:t>
-        </w:r>
-      </w:hyperlink>
+      <w:r>
+        <w:rPr>
+          <w:lang w:val="en_US" w:bidi="en_US"/>
+        </w:rPr>
+        <w:t>7:4</w:t>
+      </w:r>
       <w:r>
         <w:rPr>
           <w:lang w:val="en_US" w:bidi="en_US"/>
         </w:rPr>
         <w:t>). God has granted them the white robe of victory (</w:t>
       </w:r>
-      <w:hyperlink r:id="rId86">
-        <w:r>
-          <w:rPr>
-            <w:lang w:val="en_US" w:bidi="en_US"/>
-          </w:rPr>
-          <w:rPr>
-            <w:color w:val="0000EE"/>
-            <w:u w:val="single"/>
-          </w:rPr>
-          <w:t>6:11</w:t>
-        </w:r>
-      </w:hyperlink>
+      <w:r>
+        <w:rPr>
+          <w:lang w:val="en_US" w:bidi="en_US"/>
+        </w:rPr>
+        <w:t>6:11</w:t>
+      </w:r>
       <w:r>
         <w:rPr>
           <w:lang w:val="en_US" w:bidi="en_US"/>
         </w:rPr>
         <w:t xml:space="preserve">; </w:t>
       </w:r>
-      <w:hyperlink r:id="rId87">
-        <w:r>
-          <w:rPr>
-            <w:lang w:val="en_US" w:bidi="en_US"/>
-          </w:rPr>
-          <w:rPr>
-            <w:color w:val="0000EE"/>
-            <w:u w:val="single"/>
-          </w:rPr>
-          <w:t>7:9</w:t>
-        </w:r>
-      </w:hyperlink>
+      <w:r>
+        <w:rPr>
+          <w:lang w:val="en_US" w:bidi="en_US"/>
+        </w:rPr>
+        <w:t>7:9</w:t>
+      </w:r>
       <w:r>
         <w:rPr>
           <w:lang w:val="en_US" w:bidi="en_US"/>
         </w:rPr>
         <w:t>). They will have access to their home in heaven (</w:t>
       </w:r>
-      <w:hyperlink r:id="rId88">
-        <w:r>
-          <w:rPr>
-            <w:lang w:val="en_US" w:bidi="en_US"/>
-          </w:rPr>
-          <w:rPr>
-            <w:color w:val="0000EE"/>
-            <w:u w:val="single"/>
-          </w:rPr>
-          <w:t>21:7</w:t>
-        </w:r>
-      </w:hyperlink>
+      <w:r>
+        <w:rPr>
+          <w:lang w:val="en_US" w:bidi="en_US"/>
+        </w:rPr>
+        <w:t>21:7</w:t>
+      </w:r>
       <w:r>
         <w:rPr>
           <w:lang w:val="en_US" w:bidi="en_US"/>
         </w:rPr>
         <w:t>). They will continually praise God and Christ the Lamb, and will live forever (</w:t>
       </w:r>
-      <w:hyperlink r:id="rId89">
-        <w:r>
-          <w:rPr>
-            <w:lang w:val="en_US" w:bidi="en_US"/>
-          </w:rPr>
-          <w:rPr>
-            <w:color w:val="0000EE"/>
-            <w:u w:val="single"/>
-          </w:rPr>
-          <w:t>7:10</w:t>
-        </w:r>
-      </w:hyperlink>
+      <w:r>
+        <w:rPr>
+          <w:lang w:val="en_US" w:bidi="en_US"/>
+        </w:rPr>
+        <w:t>7:10</w:t>
+      </w:r>
       <w:r>
         <w:rPr>
           <w:lang w:val="en_US" w:bidi="en_US"/>
         </w:rPr>
         <w:t xml:space="preserve">; </w:t>
       </w:r>
-      <w:hyperlink r:id="rId90">
-        <w:r>
-          <w:rPr>
-            <w:lang w:val="en_US" w:bidi="en_US"/>
-          </w:rPr>
-          <w:rPr>
-            <w:color w:val="0000EE"/>
-            <w:u w:val="single"/>
-          </w:rPr>
-          <w:t>22:5</w:t>
-        </w:r>
-      </w:hyperlink>
+      <w:r>
+        <w:rPr>
+          <w:lang w:val="en_US" w:bidi="en_US"/>
+        </w:rPr>
+        <w:t>22:5</w:t>
+      </w:r>
       <w:r>
         <w:rPr>
           <w:lang w:val="en_US" w:bidi="en_US"/>
@@ -2544,54 +2058,36 @@
         </w:rPr>
         <w:t>The book of Revelation reminds readers that the great victory over the powers of evil has already been won at the crucifixion of Christ (</w:t>
       </w:r>
-      <w:hyperlink r:id="rId78">
-        <w:r>
-          <w:rPr>
-            <w:lang w:val="en_US" w:bidi="en_US"/>
-          </w:rPr>
-          <w:rPr>
-            <w:color w:val="0000EE"/>
-            <w:u w:val="single"/>
-          </w:rPr>
-          <w:t>5:5–6</w:t>
-        </w:r>
-      </w:hyperlink>
+      <w:r>
+        <w:rPr>
+          <w:lang w:val="en_US" w:bidi="en_US"/>
+        </w:rPr>
+        <w:t>5:5–6</w:t>
+      </w:r>
       <w:r>
         <w:rPr>
           <w:lang w:val="en_US" w:bidi="en_US"/>
         </w:rPr>
         <w:t>). Armageddon is a desperate act of rebellion by an enemy who God has already defeated. God may allow Satan to kill the saints on earth (</w:t>
       </w:r>
-      <w:hyperlink r:id="rId69">
-        <w:r>
-          <w:rPr>
-            <w:lang w:val="en_US" w:bidi="en_US"/>
-          </w:rPr>
-          <w:rPr>
-            <w:color w:val="0000EE"/>
-            <w:u w:val="single"/>
-          </w:rPr>
-          <w:t>13:7</w:t>
-        </w:r>
-      </w:hyperlink>
+      <w:r>
+        <w:rPr>
+          <w:lang w:val="en_US" w:bidi="en_US"/>
+        </w:rPr>
+        <w:t>13:7</w:t>
+      </w:r>
       <w:r>
         <w:rPr>
           <w:lang w:val="en_US" w:bidi="en_US"/>
         </w:rPr>
         <w:t>). Yet, they have already conquered him through Christ and their own witness (</w:t>
       </w:r>
-      <w:hyperlink r:id="rId91">
-        <w:r>
-          <w:rPr>
-            <w:lang w:val="en_US" w:bidi="en_US"/>
-          </w:rPr>
-          <w:rPr>
-            <w:color w:val="0000EE"/>
-            <w:u w:val="single"/>
-          </w:rPr>
-          <w:t>12:11</w:t>
-        </w:r>
-      </w:hyperlink>
+      <w:r>
+        <w:rPr>
+          <w:lang w:val="en_US" w:bidi="en_US"/>
+        </w:rPr>
+        <w:t>12:11</w:t>
+      </w:r>
       <w:r>
         <w:rPr>
           <w:lang w:val="en_US" w:bidi="en_US"/>
@@ -2612,90 +2108,60 @@
         </w:rPr>
         <w:t>The message for Christians who suffer from Satan’s servants is not to cry or be afraid (</w:t>
       </w:r>
-      <w:hyperlink r:id="rId92">
-        <w:r>
-          <w:rPr>
-            <w:lang w:val="en_US" w:bidi="en_US"/>
-          </w:rPr>
-          <w:rPr>
-            <w:color w:val="0000EE"/>
-            <w:u w:val="single"/>
-          </w:rPr>
-          <w:t>1:17–18</w:t>
-        </w:r>
-      </w:hyperlink>
+      <w:r>
+        <w:rPr>
+          <w:lang w:val="en_US" w:bidi="en_US"/>
+        </w:rPr>
+        <w:t>1:17–18</w:t>
+      </w:r>
       <w:r>
         <w:rPr>
           <w:lang w:val="en_US" w:bidi="en_US"/>
         </w:rPr>
         <w:t xml:space="preserve">; </w:t>
       </w:r>
-      <w:hyperlink r:id="rId93">
-        <w:r>
-          <w:rPr>
-            <w:lang w:val="en_US" w:bidi="en_US"/>
-          </w:rPr>
-          <w:rPr>
-            <w:color w:val="0000EE"/>
-            <w:u w:val="single"/>
-          </w:rPr>
-          <w:t>5:5</w:t>
-        </w:r>
-      </w:hyperlink>
+      <w:r>
+        <w:rPr>
+          <w:lang w:val="en_US" w:bidi="en_US"/>
+        </w:rPr>
+        <w:t>5:5</w:t>
+      </w:r>
       <w:r>
         <w:rPr>
           <w:lang w:val="en_US" w:bidi="en_US"/>
         </w:rPr>
         <w:t>). But they must endure their suffering with loyalty to God (</w:t>
       </w:r>
-      <w:hyperlink r:id="rId70">
-        <w:r>
-          <w:rPr>
-            <w:lang w:val="en_US" w:bidi="en_US"/>
-          </w:rPr>
-          <w:rPr>
-            <w:color w:val="0000EE"/>
-            <w:u w:val="single"/>
-          </w:rPr>
-          <w:t>13:10</w:t>
-        </w:r>
-      </w:hyperlink>
+      <w:r>
+        <w:rPr>
+          <w:lang w:val="en_US" w:bidi="en_US"/>
+        </w:rPr>
+        <w:t>13:10</w:t>
+      </w:r>
       <w:r>
         <w:rPr>
           <w:lang w:val="en_US" w:bidi="en_US"/>
         </w:rPr>
         <w:t>). With God they will prevail (</w:t>
       </w:r>
-      <w:hyperlink r:id="rId94">
-        <w:r>
-          <w:rPr>
-            <w:lang w:val="en_US" w:bidi="en_US"/>
-          </w:rPr>
-          <w:rPr>
-            <w:color w:val="0000EE"/>
-            <w:u w:val="single"/>
-          </w:rPr>
-          <w:t>1:6–7</w:t>
-        </w:r>
-      </w:hyperlink>
+      <w:r>
+        <w:rPr>
+          <w:lang w:val="en_US" w:bidi="en_US"/>
+        </w:rPr>
+        <w:t>1:6–7</w:t>
+      </w:r>
       <w:r>
         <w:rPr>
           <w:lang w:val="en_US" w:bidi="en_US"/>
         </w:rPr>
         <w:t xml:space="preserve">; </w:t>
       </w:r>
-      <w:hyperlink r:id="rId95">
-        <w:r>
-          <w:rPr>
-            <w:lang w:val="en_US" w:bidi="en_US"/>
-          </w:rPr>
-          <w:rPr>
-            <w:color w:val="0000EE"/>
-            <w:u w:val="single"/>
-          </w:rPr>
-          <w:t>11:17–18</w:t>
-        </w:r>
-      </w:hyperlink>
+      <w:r>
+        <w:rPr>
+          <w:lang w:val="en_US" w:bidi="en_US"/>
+        </w:rPr>
+        <w:t>11:17–18</w:t>
+      </w:r>
       <w:r>
         <w:rPr>
           <w:lang w:val="en_US" w:bidi="en_US"/>
@@ -2716,180 +2182,120 @@
         </w:rPr>
         <w:t>God will ultimately judge people by what they do and how they act (</w:t>
       </w:r>
-      <w:hyperlink r:id="rId96">
-        <w:r>
-          <w:rPr>
-            <w:lang w:val="en_US" w:bidi="en_US"/>
-          </w:rPr>
-          <w:rPr>
-            <w:color w:val="0000EE"/>
-            <w:u w:val="single"/>
-          </w:rPr>
-          <w:t>20:12</w:t>
-        </w:r>
-      </w:hyperlink>
+      <w:r>
+        <w:rPr>
+          <w:lang w:val="en_US" w:bidi="en_US"/>
+        </w:rPr>
+        <w:t>20:12</w:t>
+      </w:r>
       <w:r>
         <w:rPr>
           <w:lang w:val="en_US" w:bidi="en_US"/>
         </w:rPr>
         <w:t>). God will bless those who pay attention to the words of this book (</w:t>
       </w:r>
-      <w:hyperlink r:id="rId53">
-        <w:r>
-          <w:rPr>
-            <w:lang w:val="en_US" w:bidi="en_US"/>
-          </w:rPr>
-          <w:rPr>
-            <w:color w:val="0000EE"/>
-            <w:u w:val="single"/>
-          </w:rPr>
-          <w:t>1:3</w:t>
-        </w:r>
-      </w:hyperlink>
+      <w:r>
+        <w:rPr>
+          <w:lang w:val="en_US" w:bidi="en_US"/>
+        </w:rPr>
+        <w:t>1:3</w:t>
+      </w:r>
       <w:r>
         <w:rPr>
           <w:lang w:val="en_US" w:bidi="en_US"/>
         </w:rPr>
         <w:t xml:space="preserve">; </w:t>
       </w:r>
-      <w:hyperlink r:id="rId54">
-        <w:r>
-          <w:rPr>
-            <w:lang w:val="en_US" w:bidi="en_US"/>
-          </w:rPr>
-          <w:rPr>
-            <w:color w:val="0000EE"/>
-            <w:u w:val="single"/>
-          </w:rPr>
-          <w:t>22:7</w:t>
-        </w:r>
-      </w:hyperlink>
+      <w:r>
+        <w:rPr>
+          <w:lang w:val="en_US" w:bidi="en_US"/>
+        </w:rPr>
+        <w:t>22:7</w:t>
+      </w:r>
       <w:r>
         <w:rPr>
           <w:lang w:val="en_US" w:bidi="en_US"/>
         </w:rPr>
         <w:t>). God therefore calls his holy people to persist with loyalty in order to achieve spiritual victory (</w:t>
       </w:r>
-      <w:hyperlink r:id="rId97">
-        <w:r>
-          <w:rPr>
-            <w:lang w:val="en_US" w:bidi="en_US"/>
-          </w:rPr>
-          <w:rPr>
-            <w:color w:val="0000EE"/>
-            <w:u w:val="single"/>
-          </w:rPr>
-          <w:t>2:7</w:t>
-        </w:r>
-      </w:hyperlink>
+      <w:r>
+        <w:rPr>
+          <w:lang w:val="en_US" w:bidi="en_US"/>
+        </w:rPr>
+        <w:t>2:7</w:t>
+      </w:r>
       <w:r>
         <w:rPr>
           <w:lang w:val="en_US" w:bidi="en_US"/>
         </w:rPr>
         <w:t xml:space="preserve">, </w:t>
       </w:r>
-      <w:hyperlink r:id="rId98">
-        <w:r>
-          <w:rPr>
-            <w:lang w:val="en_US" w:bidi="en_US"/>
-          </w:rPr>
-          <w:rPr>
-            <w:color w:val="0000EE"/>
-            <w:u w:val="single"/>
-          </w:rPr>
-          <w:t>11</w:t>
-        </w:r>
-      </w:hyperlink>
+      <w:r>
+        <w:rPr>
+          <w:lang w:val="en_US" w:bidi="en_US"/>
+        </w:rPr>
+        <w:t>11</w:t>
+      </w:r>
       <w:r>
         <w:rPr>
           <w:lang w:val="en_US" w:bidi="en_US"/>
         </w:rPr>
         <w:t xml:space="preserve">, </w:t>
       </w:r>
-      <w:hyperlink r:id="rId99">
-        <w:r>
-          <w:rPr>
-            <w:lang w:val="en_US" w:bidi="en_US"/>
-          </w:rPr>
-          <w:rPr>
-            <w:color w:val="0000EE"/>
-            <w:u w:val="single"/>
-          </w:rPr>
-          <w:t>17</w:t>
-        </w:r>
-      </w:hyperlink>
+      <w:r>
+        <w:rPr>
+          <w:lang w:val="en_US" w:bidi="en_US"/>
+        </w:rPr>
+        <w:t>17</w:t>
+      </w:r>
       <w:r>
         <w:rPr>
           <w:lang w:val="en_US" w:bidi="en_US"/>
         </w:rPr>
         <w:t xml:space="preserve">, </w:t>
       </w:r>
-      <w:hyperlink r:id="rId100">
-        <w:r>
-          <w:rPr>
-            <w:lang w:val="en_US" w:bidi="en_US"/>
-          </w:rPr>
-          <w:rPr>
-            <w:color w:val="0000EE"/>
-            <w:u w:val="single"/>
-          </w:rPr>
-          <w:t>26</w:t>
-        </w:r>
-      </w:hyperlink>
+      <w:r>
+        <w:rPr>
+          <w:lang w:val="en_US" w:bidi="en_US"/>
+        </w:rPr>
+        <w:t>26</w:t>
+      </w:r>
       <w:r>
         <w:rPr>
           <w:lang w:val="en_US" w:bidi="en_US"/>
         </w:rPr>
         <w:t xml:space="preserve">; </w:t>
       </w:r>
-      <w:hyperlink r:id="rId101">
-        <w:r>
-          <w:rPr>
-            <w:lang w:val="en_US" w:bidi="en_US"/>
-          </w:rPr>
-          <w:rPr>
-            <w:color w:val="0000EE"/>
-            <w:u w:val="single"/>
-          </w:rPr>
-          <w:t>3:5</w:t>
-        </w:r>
-      </w:hyperlink>
+      <w:r>
+        <w:rPr>
+          <w:lang w:val="en_US" w:bidi="en_US"/>
+        </w:rPr>
+        <w:t>3:5</w:t>
+      </w:r>
       <w:r>
         <w:rPr>
           <w:lang w:val="en_US" w:bidi="en_US"/>
         </w:rPr>
         <w:t xml:space="preserve">, </w:t>
       </w:r>
-      <w:hyperlink r:id="rId102">
-        <w:r>
-          <w:rPr>
-            <w:lang w:val="en_US" w:bidi="en_US"/>
-          </w:rPr>
-          <w:rPr>
-            <w:color w:val="0000EE"/>
-            <w:u w:val="single"/>
-          </w:rPr>
-          <w:t>12</w:t>
-        </w:r>
-      </w:hyperlink>
+      <w:r>
+        <w:rPr>
+          <w:lang w:val="en_US" w:bidi="en_US"/>
+        </w:rPr>
+        <w:t>12</w:t>
+      </w:r>
       <w:r>
         <w:rPr>
           <w:lang w:val="en_US" w:bidi="en_US"/>
         </w:rPr>
         <w:t xml:space="preserve">, </w:t>
       </w:r>
-      <w:hyperlink r:id="rId103">
-        <w:r>
-          <w:rPr>
-            <w:lang w:val="en_US" w:bidi="en_US"/>
-          </w:rPr>
-          <w:rPr>
-            <w:color w:val="0000EE"/>
-            <w:u w:val="single"/>
-          </w:rPr>
-          <w:t>21</w:t>
-        </w:r>
-      </w:hyperlink>
+      <w:r>
+        <w:rPr>
+          <w:lang w:val="en_US" w:bidi="en_US"/>
+        </w:rPr>
+        <w:t>21</w:t>
+      </w:r>
       <w:r>
         <w:rPr>
           <w:lang w:val="en_US" w:bidi="en_US"/>
@@ -2928,18 +2334,12 @@
         </w:rPr>
         <w:t>to obey God (</w:t>
       </w:r>
-      <w:hyperlink r:id="rId104">
-        <w:r>
-          <w:rPr>
-            <w:lang w:val="en_US" w:bidi="en_US"/>
-          </w:rPr>
-          <w:rPr>
-            <w:color w:val="0000EE"/>
-            <w:u w:val="single"/>
-          </w:rPr>
-          <w:t>12:17</w:t>
-        </w:r>
-      </w:hyperlink>
+      <w:r>
+        <w:rPr>
+          <w:lang w:val="en_US" w:bidi="en_US"/>
+        </w:rPr>
+        <w:t>12:17</w:t>
+      </w:r>
       <w:r>
         <w:rPr>
           <w:lang w:val="en_US" w:bidi="en_US"/>
@@ -2964,18 +2364,12 @@
         </w:rPr>
         <w:t>maintain their witness (</w:t>
       </w:r>
-      <w:hyperlink r:id="rId54">
-        <w:r>
-          <w:rPr>
-            <w:lang w:val="en_US" w:bidi="en_US"/>
-          </w:rPr>
-          <w:rPr>
-            <w:color w:val="0000EE"/>
-            <w:u w:val="single"/>
-          </w:rPr>
-          <w:t>22:7</w:t>
-        </w:r>
-      </w:hyperlink>
+      <w:r>
+        <w:rPr>
+          <w:lang w:val="en_US" w:bidi="en_US"/>
+        </w:rPr>
+        <w:t>22:7</w:t>
+      </w:r>
       <w:r>
         <w:rPr>
           <w:lang w:val="en_US" w:bidi="en_US"/>
@@ -3000,36 +2394,24 @@
         </w:rPr>
         <w:t>endure patiently (</w:t>
       </w:r>
-      <w:hyperlink r:id="rId70">
-        <w:r>
-          <w:rPr>
-            <w:lang w:val="en_US" w:bidi="en_US"/>
-          </w:rPr>
-          <w:rPr>
-            <w:color w:val="0000EE"/>
-            <w:u w:val="single"/>
-          </w:rPr>
-          <w:t>13:10</w:t>
-        </w:r>
-      </w:hyperlink>
+      <w:r>
+        <w:rPr>
+          <w:lang w:val="en_US" w:bidi="en_US"/>
+        </w:rPr>
+        <w:t>13:10</w:t>
+      </w:r>
       <w:r>
         <w:rPr>
           <w:lang w:val="en_US" w:bidi="en_US"/>
         </w:rPr>
         <w:t xml:space="preserve">; </w:t>
       </w:r>
-      <w:hyperlink r:id="rId105">
-        <w:r>
-          <w:rPr>
-            <w:lang w:val="en_US" w:bidi="en_US"/>
-          </w:rPr>
-          <w:rPr>
-            <w:color w:val="0000EE"/>
-            <w:u w:val="single"/>
-          </w:rPr>
-          <w:t>14:12</w:t>
-        </w:r>
-      </w:hyperlink>
+      <w:r>
+        <w:rPr>
+          <w:lang w:val="en_US" w:bidi="en_US"/>
+        </w:rPr>
+        <w:t>14:12</w:t>
+      </w:r>
       <w:r>
         <w:rPr>
           <w:lang w:val="en_US" w:bidi="en_US"/>
@@ -3054,36 +2436,24 @@
         </w:rPr>
         <w:t>remain vigilant when persecution confronts them (</w:t>
       </w:r>
-      <w:hyperlink r:id="rId106">
-        <w:r>
-          <w:rPr>
-            <w:lang w:val="en_US" w:bidi="en_US"/>
-          </w:rPr>
-          <w:rPr>
-            <w:color w:val="0000EE"/>
-            <w:u w:val="single"/>
-          </w:rPr>
-          <w:t>16:15</w:t>
-        </w:r>
-      </w:hyperlink>
+      <w:r>
+        <w:rPr>
+          <w:lang w:val="en_US" w:bidi="en_US"/>
+        </w:rPr>
+        <w:t>16:15</w:t>
+      </w:r>
       <w:r>
         <w:rPr>
           <w:lang w:val="en_US" w:bidi="en_US"/>
         </w:rPr>
         <w:t xml:space="preserve">; </w:t>
       </w:r>
-      <w:hyperlink r:id="rId107">
-        <w:r>
-          <w:rPr>
-            <w:lang w:val="en_US" w:bidi="en_US"/>
-          </w:rPr>
-          <w:rPr>
-            <w:color w:val="0000EE"/>
-            <w:u w:val="single"/>
-          </w:rPr>
-          <w:t>17:14</w:t>
-        </w:r>
-      </w:hyperlink>
+      <w:r>
+        <w:rPr>
+          <w:lang w:val="en_US" w:bidi="en_US"/>
+        </w:rPr>
+        <w:t>17:14</w:t>
+      </w:r>
       <w:r>
         <w:rPr>
           <w:lang w:val="en_US" w:bidi="en_US"/>
@@ -3116,18 +2486,12 @@
         </w:rPr>
         <w:t xml:space="preserve"> will encounter eternal punishment along with those who do what is evil (</w:t>
       </w:r>
-      <w:hyperlink r:id="rId108">
-        <w:r>
-          <w:rPr>
-            <w:lang w:val="en_US" w:bidi="en_US"/>
-          </w:rPr>
-          <w:rPr>
-            <w:color w:val="0000EE"/>
-            <w:u w:val="single"/>
-          </w:rPr>
-          <w:t>21:8</w:t>
-        </w:r>
-      </w:hyperlink>
+      <w:r>
+        <w:rPr>
+          <w:lang w:val="en_US" w:bidi="en_US"/>
+        </w:rPr>
+        <w:t>21:8</w:t>
+      </w:r>
       <w:r>
         <w:rPr>
           <w:lang w:val="en_US" w:bidi="en_US"/>
